--- a/public/temas/ejercicio-1/ESQUEMA TEMA 44.docx
+++ b/public/temas/ejercicio-1/ESQUEMA TEMA 44.docx
@@ -2530,7 +2530,7 @@
           <w:b/>
           <w:sz w:val="22"/>
         </w:rPr>
-        <w:t>RD 1614/1985</w:t>
+        <w:t>Real Decreto 1614/1985</w:t>
       </w:r>
       <w:r>
         <w:rPr>
@@ -2545,7 +2545,7 @@
           <w:b/>
           <w:sz w:val="22"/>
         </w:rPr>
-        <w:t>RD 2200/1995</w:t>
+        <w:t>Real Decreto 2200/1995</w:t>
       </w:r>
       <w:r>
         <w:rPr>
